--- a/Arquitectura de Sistemas Computacionales/Clases/Clase 3 - Virtualizacion y contenedores/Taller Clase 3 — Contenedor stub CloudLite.docx
+++ b/Arquitectura de Sistemas Computacionales/Clases/Clase 3 - Virtualizacion y contenedores/Taller Clase 3 — Contenedor stub CloudLite.docx
@@ -115,7 +115,7 @@
           <w:color w:val="2B2B2B"/>
           <w:sz w:val="22"/>
         </w:rPr>
-        <w:t>Lab en navegador Killercoda: sin Docker Desktop obligatorio.</w:t>
+        <w:t>Lab de contenedores en el navegador: comprobar, no entregar.</w:t>
       </w:r>
     </w:p>
     <w:p>
@@ -176,7 +176,7 @@
           <w:color w:val="2B2B2B"/>
           <w:sz w:val="22"/>
         </w:rPr>
-        <w:t>Dockerfile del stub + bitácora de 5 comandos con la salida real + captura del lab</w:t>
+        <w:t>Dockerfile del stub + .dockerignore + ciclo de 5 comandos con la salida esperada y su justificación</w:t>
       </w:r>
     </w:p>
     <w:p>
@@ -266,7 +266,7 @@
           <w:color w:val="2B2B2B"/>
           <w:sz w:val="22"/>
         </w:rPr>
-        <w:t>Killercoda · alterna si no carga: LabEx Docker Playground</w:t>
+        <w:t>Navegador · editor de código del curso · lab de contenedores recomendado (no obligatorio)</w:t>
       </w:r>
     </w:p>
     <w:p>
@@ -387,7 +387,7 @@
           <w:color w:val="2B2B2B"/>
           <w:sz w:val="20"/>
         </w:rPr>
-        <w:t>Esta es exactamente la estructura que se califica. Copia el bloque tal cual en tu documento, llénalo, y pega cada parte en la pregunta de ExamLab que corresponda. Los nombres no se cambian.</w:t>
+        <w:t>Esta es exactamente la estructura que se califica. Copia el bloque tal cual en tu documento, llénalo, y pega cada parte en la pregunta de la plataforma del curso que corresponda. Los nombres no se cambian.</w:t>
       </w:r>
     </w:p>
     <w:p>
@@ -1662,7 +1662,7 @@
           <w:color w:val="2B2B2B"/>
           <w:sz w:val="22"/>
         </w:rPr>
-        <w:t>Entrega en ExamLab (https://uniaj.examlab.workers.dev/ · módulo Talleres). Las preguntas de hoy son parte de UNA sola actividad, compartida con las Clases 1, 2 y 4: se guarda el avance de hoy y la actividad se entrega completa el domingo 23:59 de la semana de la Clase 4. No hay entrega este domingo. Modalidad de trabajo: individual por defecto; el docente puede autorizar equipos de 2 o 3 y en ese caso el artefacto puede ser compartido, pero el envío en ExamLab es siempre individual (responde con tus propias palabras).</w:t>
+        <w:t>Entrega en la plataforma del curso (la plataforma del curso · módulo Talleres). Las preguntas de hoy son parte de UNA sola actividad, compartida con las Clases 1, 2 y 4: se guarda el avance de hoy y la actividad se entrega completa el domingo 23:59 de la semana de la Clase 4. No hay entrega este domingo. Modalidad de trabajo: individual por defecto; el docente puede autorizar equipos de 2 o 3 y en ese caso el artefacto puede ser compartido, pero el envío en la plataforma del curso es siempre individual (responde con tus propias palabras).</w:t>
       </w:r>
     </w:p>
     <w:p>
@@ -1677,7 +1677,7 @@
           <w:color w:val="095292"/>
           <w:sz w:val="24"/>
         </w:rPr>
-        <w:t>11. Qué vas a resolver en ExamLab</w:t>
+        <w:t>11. Qué vas a resolver en la plataforma del curso</w:t>
       </w:r>
     </w:p>
     <w:p>
@@ -1707,7 +1707,7 @@
           <w:color w:val="2B2B2B"/>
           <w:sz w:val="22"/>
         </w:rPr>
-        <w:t>El taller se resuelve y se entrega en ExamLab (https://uniaj.examlab.workers.dev/), en el modulo Talleres. Son 4 preguntas y suman 25 puntos. Lo que sigue es lo que vas a encontrar en cada una, para que sepas de antemano en que forma se responde:</w:t>
+        <w:t>El taller se resuelve y se entrega en la plataforma del curso, en el modulo Talleres. Son 4 preguntas y suman 25 puntos. Lo que sigue es lo que vas a encontrar en cada una, para que sepas de antemano en que forma se responde:</w:t>
       </w:r>
     </w:p>
     <w:p>
@@ -1862,7 +1862,7 @@
           <w:color w:val="2B2B2B"/>
           <w:sz w:val="22"/>
         </w:rPr>
-        <w:t>Cada pregunta trae su propio enunciado completo dentro de la plataforma: puedes resolver el taller leyendo solo ExamLab. Este documento sirve para prepararte y conservar tus respuestas. La actividad es individual; si el docente autoriza trabajo en equipo, la entrega en ExamLab sigue siendo individual.</w:t>
+        <w:t>Cada pregunta trae su propio enunciado completo dentro de la plataforma: puedes resolver el taller leyendo solo la plataforma del curso. Este documento sirve para prepararte y conservar tus respuestas. La actividad es individual; si el docente autoriza trabajo en equipo, la entrega en la plataforma del curso sigue siendo individual.</w:t>
       </w:r>
     </w:p>
     <w:sectPr>

--- a/Arquitectura de Sistemas Computacionales/Clases/Clase 3 - Virtualizacion y contenedores/Taller Clase 3 — Contenedor stub CloudLite.docx
+++ b/Arquitectura de Sistemas Computacionales/Clases/Clase 3 - Virtualizacion y contenedores/Taller Clase 3 — Contenedor stub CloudLite.docx
@@ -357,7 +357,7 @@
           <w:color w:val="2B2B2B"/>
           <w:sz w:val="22"/>
         </w:rPr>
-        <w:t>Paso 4: ejecute de verdad el ciclo en Killercoda y reporte en la pregunta 11 la tabla de 5 filas con la salida real pegada textualmente, la descripcion de la captura con prompt, docker ps y hora del sistema, y una fila de incidente; recuerde que la sesion caduca a 1 hora, asi que capture la evidencia ANTES de cerrarla.</w:t>
+        <w:t>Paso 4: complete en la pregunta 11 la tabla de 5 filas con el fragmento CONCRETO que espera leer en cada comando y con el sintoma que delataria su fallo, y desarrolle abajo un caso que falla sobre su propio Dockerfile, con el comando de diagnostico y la correccion; verifique que no escribio «sale bien» en ninguna fila, porque es justo lo que la pregunta no acepta.</w:t>
       </w:r>
     </w:p>
     <w:p>
@@ -611,7 +611,7 @@
           <w:color w:val="2B2B2B"/>
           <w:sz w:val="18"/>
         </w:rPr>
-        <w:t>B) BITACORA DEL LABORATORIO   (pregunta 11)</w:t>
+        <w:t>B) BITACORA DEL CICLO   (pregunta 11)</w:t>
       </w:r>
     </w:p>
     <w:p>
@@ -627,7 +627,7 @@
           <w:color w:val="2B2B2B"/>
           <w:sz w:val="18"/>
         </w:rPr>
-        <w:t xml:space="preserve">   Cinco filas, en ESTE orden, una por comando. En la tercera columna va el</w:t>
+        <w:t xml:space="preserve">   Cinco filas, en ESTE orden, una por comando. En la segunda columna va el</w:t>
       </w:r>
     </w:p>
     <w:p>
@@ -643,7 +643,7 @@
           <w:color w:val="2B2B2B"/>
           <w:sz w:val="18"/>
         </w:rPr>
-        <w:t xml:space="preserve">   FRAGMENTO TEXTUAL de la salida real (numero de capas, identificador corto,</w:t>
+        <w:t xml:space="preserve">   FRAGMENTO CONCRETO que esperas leer (numero de capas, identificador corto,</w:t>
       </w:r>
     </w:p>
     <w:p>
@@ -659,7 +659,23 @@
           <w:color w:val="2B2B2B"/>
           <w:sz w:val="18"/>
         </w:rPr>
-        <w:t xml:space="preserve">   el 200): pegado, no parafraseado. «Salio bien» no suma nada en esa fila.</w:t>
+        <w:t xml:space="preserve">   el 200); en la tercera, el SINTOMA con el que sabrias que ese comando</w:t>
+      </w:r>
+    </w:p>
+    <w:p>
+      <w:pPr>
+        <w:spacing w:after="0" w:before="0"/>
+        <w:jc w:val="left"/>
+        <w:shd w:val="clear" w:fill="F2F2F3"/>
+      </w:pPr>
+      <w:r>
+        <w:rPr>
+          <w:rFonts w:ascii="Consolas" w:hAnsi="Consolas" w:eastAsia="Consolas"/>
+          <w:b w:val="0"/>
+          <w:color w:val="2B2B2B"/>
+          <w:sz w:val="18"/>
+        </w:rPr>
+        <w:t xml:space="preserve">   fallo. «Sale bien» o «da error» no suman nada.</w:t>
       </w:r>
     </w:p>
     <w:p>
@@ -691,7 +707,7 @@
           <w:color w:val="2B2B2B"/>
           <w:sz w:val="18"/>
         </w:rPr>
-        <w:t xml:space="preserve">   | Comando                          | Que esperaba          | Que salio realmente |</w:t>
+        <w:t xml:space="preserve">   | Comando                          | Que espero ver        | Como se que salio mal |</w:t>
       </w:r>
     </w:p>
     <w:p>
@@ -707,7 +723,7 @@
           <w:color w:val="2B2B2B"/>
           <w:sz w:val="18"/>
         </w:rPr>
-        <w:t xml:space="preserve">   |----------------------------------|-----------------------|---------------------|</w:t>
+        <w:t xml:space="preserve">   |----------------------------------|-----------------------|-----------------------|</w:t>
       </w:r>
     </w:p>
     <w:p>
@@ -723,7 +739,7 @@
           <w:color w:val="2B2B2B"/>
           <w:sz w:val="18"/>
         </w:rPr>
-        <w:t xml:space="preserve">   | 1. docker build -t ______:___ .  |                       |                     |</w:t>
+        <w:t xml:space="preserve">   | 1. docker build -t ______:___ .  |                       |                       |</w:t>
       </w:r>
     </w:p>
     <w:p>
@@ -739,7 +755,7 @@
           <w:color w:val="2B2B2B"/>
           <w:sz w:val="18"/>
         </w:rPr>
-        <w:t xml:space="preserve">   | 2. docker images | grep ________ |                       |                     |</w:t>
+        <w:t xml:space="preserve">   | 2. docker images | grep ________ |                       |                       |</w:t>
       </w:r>
     </w:p>
     <w:p>
@@ -755,7 +771,7 @@
           <w:color w:val="2B2B2B"/>
           <w:sz w:val="18"/>
         </w:rPr>
-        <w:t xml:space="preserve">   | 3. docker run -d -p ___:___ ...  |                       |                     |</w:t>
+        <w:t xml:space="preserve">   | 3. docker run -d -p ___:___ ...  |                       |                       |</w:t>
       </w:r>
     </w:p>
     <w:p>
@@ -771,7 +787,7 @@
           <w:color w:val="2B2B2B"/>
           <w:sz w:val="18"/>
         </w:rPr>
-        <w:t xml:space="preserve">   | 4. docker ps                     |                       |                     |</w:t>
+        <w:t xml:space="preserve">   | 4. docker ps                     |                       |                       |</w:t>
       </w:r>
     </w:p>
     <w:p>
@@ -787,7 +803,7 @@
           <w:color w:val="2B2B2B"/>
           <w:sz w:val="18"/>
         </w:rPr>
-        <w:t xml:space="preserve">   | 5. curl -i http://localhost:___/ |                       |                     |</w:t>
+        <w:t xml:space="preserve">   | 5. curl -i http://localhost:___/ |                       |                       |</w:t>
       </w:r>
     </w:p>
     <w:p>
@@ -819,7 +835,7 @@
           <w:color w:val="2B2B2B"/>
           <w:sz w:val="18"/>
         </w:rPr>
-        <w:t>C) DESCRIPCION DE LA CAPTURA   (pregunta 11 · vale 0.5 pts cada elemento)</w:t>
+        <w:t>C) UN CASO QUE FALLA, DESARROLLADO   (pregunta 11)</w:t>
       </w:r>
     </w:p>
     <w:p>
@@ -835,7 +851,7 @@
           <w:color w:val="2B2B2B"/>
           <w:sz w:val="18"/>
         </w:rPr>
-        <w:t xml:space="preserve">   Los tres se tienen que ver EN LA MISMA imagen, sin recortar:</w:t>
+        <w:t xml:space="preserve">   Elige UNO de los cinco comandos y desarrollalo sobre TU propio Dockerfile:</w:t>
       </w:r>
     </w:p>
     <w:p>
@@ -867,7 +883,7 @@
           <w:color w:val="2B2B2B"/>
           <w:sz w:val="18"/>
         </w:rPr>
-        <w:t xml:space="preserve">   [ ] Prompt del laboratorio         : ______________________________________</w:t>
+        <w:t xml:space="preserve">   Comando elegido     : ______________________________________________________</w:t>
       </w:r>
     </w:p>
     <w:p>
@@ -883,7 +899,7 @@
           <w:color w:val="2B2B2B"/>
           <w:sz w:val="18"/>
         </w:rPr>
-        <w:t xml:space="preserve">   [ ] Salida de docker ps            : ______________________________________</w:t>
+        <w:t xml:space="preserve">   Causa realista      : ______________________________________________________</w:t>
       </w:r>
     </w:p>
     <w:p>
@@ -899,7 +915,7 @@
           <w:color w:val="2B2B2B"/>
           <w:sz w:val="18"/>
         </w:rPr>
-        <w:t xml:space="preserve">   [ ] Hora del sistema               : ______________________________________</w:t>
+        <w:t xml:space="preserve">   Sintoma que veria   : ______________________________________________________</w:t>
       </w:r>
     </w:p>
     <w:p>
@@ -915,7 +931,23 @@
           <w:color w:val="2B2B2B"/>
           <w:sz w:val="18"/>
         </w:rPr>
-        <w:t xml:space="preserve">   Truco: ejecuta «date» en la linea inmediatamente anterior al «docker ps».</w:t>
+        <w:t xml:space="preserve">   Con que lo diagnostico : ___________________________________________________</w:t>
+      </w:r>
+    </w:p>
+    <w:p>
+      <w:pPr>
+        <w:spacing w:after="0" w:before="0"/>
+        <w:jc w:val="left"/>
+        <w:shd w:val="clear" w:fill="F2F2F3"/>
+      </w:pPr>
+      <w:r>
+        <w:rPr>
+          <w:rFonts w:ascii="Consolas" w:hAnsi="Consolas" w:eastAsia="Consolas"/>
+          <w:b w:val="0"/>
+          <w:color w:val="2B2B2B"/>
+          <w:sz w:val="18"/>
+        </w:rPr>
+        <w:t xml:space="preserve">   Como lo corrijo     : ______________________________________________________</w:t>
       </w:r>
     </w:p>
     <w:p>
@@ -947,7 +979,7 @@
           <w:color w:val="2B2B2B"/>
           <w:sz w:val="18"/>
         </w:rPr>
-        <w:t>D) FILA DE INCIDENTE   (pregunta 11)</w:t>
+        <w:t>D) LA TRAMPA DEL PUERTO   (pregunta 11)</w:t>
       </w:r>
     </w:p>
     <w:p>
@@ -963,7 +995,7 @@
           <w:color w:val="2B2B2B"/>
           <w:sz w:val="18"/>
         </w:rPr>
-        <w:t xml:space="preserve">   No se acepta en blanco. Si nada fallo, va el que estuvo a punto de fallar.</w:t>
+        <w:t xml:space="preserve">   Si publicas mal el mapeo -p, el contenedor arranca igual y parece sano.</w:t>
       </w:r>
     </w:p>
     <w:p>
@@ -995,7 +1027,7 @@
           <w:color w:val="2B2B2B"/>
           <w:sz w:val="18"/>
         </w:rPr>
-        <w:t xml:space="preserve">   Comando que fallo   : ______________________________________________________</w:t>
+        <w:t xml:space="preserve">   Que veria en docker ps : ____________________________________________________</w:t>
       </w:r>
     </w:p>
     <w:p>
@@ -1011,39 +1043,7 @@
           <w:color w:val="2B2B2B"/>
           <w:sz w:val="18"/>
         </w:rPr>
-        <w:t xml:space="preserve">   Mensaje textual     : ______________________________________________________</w:t>
-      </w:r>
-    </w:p>
-    <w:p>
-      <w:pPr>
-        <w:spacing w:after="0" w:before="0"/>
-        <w:jc w:val="left"/>
-        <w:shd w:val="clear" w:fill="F2F2F3"/>
-      </w:pPr>
-      <w:r>
-        <w:rPr>
-          <w:rFonts w:ascii="Consolas" w:hAnsi="Consolas" w:eastAsia="Consolas"/>
-          <w:b w:val="0"/>
-          <w:color w:val="2B2B2B"/>
-          <w:sz w:val="18"/>
-        </w:rPr>
-        <w:t xml:space="preserve">   Causa               : ______________________________________________________</w:t>
-      </w:r>
-    </w:p>
-    <w:p>
-      <w:pPr>
-        <w:spacing w:after="0" w:before="0"/>
-        <w:jc w:val="left"/>
-        <w:shd w:val="clear" w:fill="F2F2F3"/>
-      </w:pPr>
-      <w:r>
-        <w:rPr>
-          <w:rFonts w:ascii="Consolas" w:hAnsi="Consolas" w:eastAsia="Consolas"/>
-          <w:b w:val="0"/>
-          <w:color w:val="2B2B2B"/>
-          <w:sz w:val="18"/>
-        </w:rPr>
-        <w:t xml:space="preserve">   Como lo resolvi     : ______________________________________________________</w:t>
+        <w:t xml:space="preserve">   Que responderia el endpoint de salud, y por que : ___________________________</w:t>
       </w:r>
     </w:p>
     <w:p>
@@ -1692,7 +1692,7 @@
           <w:color w:val="2B2B2B"/>
           <w:sz w:val="22"/>
         </w:rPr>
-        <w:t>Las preguntas 8 a 11 de la actividad del Corte 1. El estudiante elige el servicio a contenedorizar, escribe su Dockerfile, explica capas y cache sobre su propio archivo, documenta el ciclo con el contrato de salud y entrega la bitacora con la evidencia real del contenedor corriendo.</w:t>
+        <w:t>Las preguntas 8 a 11 de la actividad del Corte 1. El estudiante elige el servicio a contenedorizar, escribe su Dockerfile, explica capas y cache sobre su propio archivo, documenta el ciclo con el contrato de salud y entrega la bitacora de lo que espera ver en cada comando y del sintoma con el que reconoceria un fallo.</w:t>
       </w:r>
     </w:p>
     <w:p>
@@ -1832,7 +1832,7 @@
           <w:color w:val="2B2B2B"/>
           <w:sz w:val="22"/>
         </w:rPr>
-        <w:t xml:space="preserve"> Bitacora del laboratorio: la evidencia de que corrio.</w:t>
+        <w:t xml:space="preserve"> Bitacora del ciclo: que espera ver, y que hace cuando no lo ve.</w:t>
       </w:r>
     </w:p>
     <w:p>
